--- a/Устав/_документы/Специальная резолюция и уведомление Учредителя.docx
+++ b/Устав/_документы/Специальная резолюция и уведомление Учредителя.docx
@@ -1584,7 +1584,6 @@
           <w:sz w:val="24"/>
           <w:szCs w:val="24"/>
         </w:rPr>
-        <w:lastRenderedPageBreak/>
         <w:t>Центрально-Азиатскому Климатическому Фонду</w:t>
       </w:r>
     </w:p>

--- a/Устав/_документы/Специальная резолюция и уведомление Учредителя.docx
+++ b/Устав/_документы/Специальная резолюция и уведомление Учредителя.docx
@@ -1584,6 +1584,7 @@
           <w:sz w:val="24"/>
           <w:szCs w:val="24"/>
         </w:rPr>
+        <w:lastRenderedPageBreak/>
         <w:t>Центрально-Азиатскому Климатическому Фонду</w:t>
       </w:r>
     </w:p>

--- a/Устав/_документы/Специальная резолюция и уведомление Учредителя.docx
+++ b/Устав/_документы/Специальная резолюция и уведомление Учредителя.docx
@@ -157,7 +157,23 @@
           <w:sz w:val="24"/>
           <w:szCs w:val="24"/>
         </w:rPr>
-        <w:t>I, Yerlik Karazhan, do hereby certify that I am the duly appointed Director, Chief Executive Officer and Authorised signature of Climate Action Company Limited, the incorporating Founder of Central Asia Climate Foundation (hereinafter – the “Foundation”), incorporated under the applicable regulations and rules of the Astana International Financial Centre (the AIFC), having its registered address at 010000, Astana, Esil district, 11/1 Mangilik Yel ave., and, acting pursuant to subsection 1) of section 5.1 of the Charter of the Foundation and sections 2.1(c) and 15(a) of the By-laws of the Foundation, after consultation with and with the written consent of the Supreme Guardian of the Foundation, do hereby:</w:t>
+        <w:t xml:space="preserve">I, Yerlik Karazhan, do hereby certify that I am the duly appointed Director, Chief Executive Officer and </w:t>
+      </w:r>
+      <w:r>
+        <w:rPr>
+          <w:rFonts w:ascii="Arial" w:hAnsi="Arial" w:cs="Arial"/>
+          <w:sz w:val="24"/>
+          <w:szCs w:val="24"/>
+        </w:rPr>
+        <w:t>Authorised Signatory</w:t>
+      </w:r>
+      <w:r>
+        <w:rPr>
+          <w:rFonts w:ascii="Arial" w:hAnsi="Arial" w:cs="Arial"/>
+          <w:sz w:val="24"/>
+          <w:szCs w:val="24"/>
+        </w:rPr>
+        <w:t xml:space="preserve"> of Climate Action Company Limited, the incorporating Founder of Central Asia Climate Foundation (hereinafter – the “Foundation”), incorporated under the applicable regulations and rules of the Astana International Financial Centre (the AIFC), having its registered address at 010000, Astana, Esil district, 11/1 Mangilik Yel ave., and, acting pursuant to subsection 1) of section 5.1 of the Charter of the Foundation and sections 2.1(c) and 15(a) of the By-laws of the Foundation, after consultation with and with the written consent of the Supreme Guardian of the Foundation, do hereby:</w:t>
       </w:r>
     </w:p>
     <w:p>
@@ -373,7 +389,7 @@
           <w:sz w:val="24"/>
           <w:szCs w:val="24"/>
         </w:rPr>
-        <w:t>Director, Chief Executive Officer, Authorised signature</w:t>
+        <w:t>Director, Chief Executive Officer and Authorised Signatory</w:t>
       </w:r>
     </w:p>
     <w:p>
@@ -778,7 +794,23 @@
           <w:sz w:val="24"/>
           <w:szCs w:val="24"/>
         </w:rPr>
-        <w:t>Я, Ерлік Қаражан, настоящим подтверждаю, что являюсь надлежащим образом назначенным Директором, Главным исполнительным директором и Уполномоченным лицом с правом подписи Climate Action Company Limited, являющейся Учредителем Центрально-Азиатского Климатического Фонда (далее – «Фонд»), зарегистрированного в соответствии с применимыми положениями и правилами Международного финансового центра «Астана» (далее – «МФЦА») и имеющего зарегистрированный адрес: 010000, г. Астана, район Есиль, пр. Мангилик Ел, д. 11/1, и, действуя в соответствии с подпунктом 1) пункта 5.1 Устава Фонда, подпунктом в) пункта 2.1 и подпунктом а) раздела 15 Положения Фонда, после консультации с Верховным попечителем Фонда и с его письменного согласия, настоящим:</w:t>
+        <w:t xml:space="preserve">Я, Ерлік Қаражан, настоящим подтверждаю, что являюсь надлежащим образом назначенным Директором, Главным исполнительным директором и </w:t>
+      </w:r>
+      <w:r>
+        <w:rPr>
+          <w:rFonts w:ascii="Arial" w:hAnsi="Arial" w:cs="Arial"/>
+          <w:sz w:val="24"/>
+          <w:szCs w:val="24"/>
+        </w:rPr>
+        <w:t>Уполномоченным лицом</w:t>
+      </w:r>
+      <w:r>
+        <w:rPr>
+          <w:rFonts w:ascii="Arial" w:hAnsi="Arial" w:cs="Arial"/>
+          <w:sz w:val="24"/>
+          <w:szCs w:val="24"/>
+        </w:rPr>
+        <w:t xml:space="preserve"> Climate Action Company Limited, являющейся Учредителем Центрально-Азиатского Климатического Фонда (далее – «Фонд»), зарегистрированного в соответствии с применимыми положениями и правилами Международного финансового центра «Астана» (далее – «МФЦА») и имеющего зарегистрированный адрес: 010000, г. Астана, район Есиль, пр. Мангилик Ел, д. 11/1, и, действуя в соответствии с подпунктом 1) пункта 5.1 Устава Фонда, подпунктом в) пункта 2.1 и подпунктом а) раздела 15 Положения Фонда, после консультации с Верховным попечителем Фонда и с его письменного согласия, настоящим:</w:t>
       </w:r>
     </w:p>
     <w:p>
@@ -994,7 +1026,7 @@
           <w:sz w:val="24"/>
           <w:szCs w:val="24"/>
         </w:rPr>
-        <w:t>Директор, Главный исполнительный директор, Уполномоченное лицо</w:t>
+        <w:t>Директор, Главный исполнительный директор и Уполномоченное лицо</w:t>
       </w:r>
     </w:p>
     <w:p>
@@ -1340,7 +1372,23 @@
           <w:sz w:val="24"/>
           <w:szCs w:val="24"/>
         </w:rPr>
-        <w:t>I, Yerlik Karazhan, duly appointed Director, Chief Executive Officer and Authorised signature of Climate Action Company Limited, Founder of Central Asia Climate Foundation (hereinafter – Foundation), pursuant to subsection 1) of section 5.1 of the Foundation’s Charter and section 15(a) of the Foundation’s By-laws, with the written consent of the Supreme Guardian of the Foundation, do hereby give notice of the amendments to the Foundation’s Charter and By-laws adopted by the Special Resolution of the Founder № ___ dated «___» __________ 2026 and set out in the new version of the Charter (Annex 1) and the new version of the By-laws (Annex 2).</w:t>
+        <w:t xml:space="preserve">I, Yerlik Karazhan, duly appointed Director, Chief Executive Officer and </w:t>
+      </w:r>
+      <w:r>
+        <w:rPr>
+          <w:rFonts w:ascii="Arial" w:hAnsi="Arial" w:cs="Arial"/>
+          <w:sz w:val="24"/>
+          <w:szCs w:val="24"/>
+        </w:rPr>
+        <w:t>Authorised Signatory</w:t>
+      </w:r>
+      <w:r>
+        <w:rPr>
+          <w:rFonts w:ascii="Arial" w:hAnsi="Arial" w:cs="Arial"/>
+          <w:sz w:val="24"/>
+          <w:szCs w:val="24"/>
+        </w:rPr>
+        <w:t xml:space="preserve"> of Climate Action Company Limited, Founder of Central Asia Climate Foundation (hereinafter – Foundation), pursuant to subsection 1) of section 5.1 of the Foundation’s Charter and section 15(a) of the Foundation’s By-laws, with the written consent of the Supreme Guardian of the Foundation, do hereby give notice of the amendments to the Foundation’s Charter and By-laws adopted by the Special Resolution of the Founder № ___ dated «___» __________ 2026 and set out in the new version of the Charter (Annex 1) and the new version of the By-laws (Annex 2).</w:t>
       </w:r>
     </w:p>
     <w:p>
@@ -1445,7 +1493,7 @@
           <w:sz w:val="24"/>
           <w:szCs w:val="24"/>
         </w:rPr>
-        <w:t>Director, Chief Executive Officer, Authorised signature</w:t>
+        <w:t>Director, Chief Executive Officer and Authorised Signatory</w:t>
       </w:r>
     </w:p>
     <w:p>
@@ -1752,7 +1800,7 @@
           <w:sz w:val="24"/>
           <w:szCs w:val="24"/>
         </w:rPr>
-        <w:t>Директор, Главный исполнительный директор, Уполномоченное лицо</w:t>
+        <w:t>Директор, Главный исполнительный директор и Уполномоченное лицо</w:t>
       </w:r>
     </w:p>
     <w:p>
